--- a/Minería de datos/Práctica 9/Reporte - Práctica 9.docx
+++ b/Minería de datos/Práctica 9/Reporte - Práctica 9.docx
@@ -1714,6 +1714,21 @@
       </w:r>
     </w:p>
     <w:p>
+      <w:r>
+        <w:t xml:space="preserve">Utilizando los datos de la </w:t>
+      </w:r>
+      <w:r>
+        <w:rPr>
+          <w:b/>
+          <w:bCs/>
+        </w:rPr>
+        <w:t>Práctica 5</w:t>
+      </w:r>
+      <w:r>
+        <w:t xml:space="preserve"> obtuvimos por resultado</w:t>
+      </w:r>
+    </w:p>
+    <w:p>
       <w:pPr>
         <w:pStyle w:val="Ttulo1"/>
       </w:pPr>
